--- a/files/제133편 로마에서 돌아 옴.docx
+++ b/files/제133편 로마에서 돌아 옴.docx
@@ -63,7 +63,7 @@
                 <w:sz w:val="26"/>
                 <w:szCs w:val="26"/>
               </w:rPr>
-              <w:t xml:space="preserve">로마에서 돌아오는 길의 도시마다 예수는 한 사람 한 사람에게 무엇을 남기고 떠나셨는가?</w:t>
+              <w:t xml:space="preserve">로마에서 돌아오는 길에 예수는 자비와 정의, 혼과 마음에 대해 무엇을 가르치고 가니드와 어떻게 작별하셨는가?</w:t>
             </w:r>
           </w:p>
         </w:tc>
